--- a/handover/PROJECT_REPORT_FINAL.docx
+++ b/handover/PROJECT_REPORT_FINAL.docx
@@ -204,7 +204,7 @@
                 <w:color w:val="123C3A"/>
                 <w:sz w:val="34"/>
               </w:rPr>
-              <w:t>0.81</w:t>
+              <w:t>0.884</w:t>
             </w:r>
           </w:p>
           <w:p>
@@ -240,7 +240,7 @@
                 <w:color w:val="123C3A"/>
                 <w:sz w:val="34"/>
               </w:rPr>
-              <w:t>9.59</w:t>
+              <w:t>7.49</w:t>
             </w:r>
           </w:p>
           <w:p>
@@ -276,7 +276,7 @@
                 <w:color w:val="123C3A"/>
                 <w:sz w:val="34"/>
               </w:rPr>
-              <w:t>8</w:t>
+              <w:t>3</w:t>
             </w:r>
           </w:p>
           <w:p>
@@ -288,7 +288,7 @@
                 <w:color w:val="555555"/>
                 <w:sz w:val="17"/>
               </w:rPr>
-              <w:t>automated stages</w:t>
+              <w:t>algorithms tried, Ridge wins</w:t>
             </w:r>
           </w:p>
         </w:tc>
@@ -1185,7 +1185,7 @@
                 <w:color w:val="123C3A"/>
                 <w:sz w:val="34"/>
               </w:rPr>
-              <w:t>9.59</w:t>
+              <w:t>7.49</w:t>
             </w:r>
           </w:p>
           <w:p>
@@ -1257,7 +1257,7 @@
                 <w:color w:val="123C3A"/>
                 <w:sz w:val="34"/>
               </w:rPr>
-              <w:t>1.88x</w:t>
+              <w:t>2.14x</w:t>
             </w:r>
           </w:p>
           <w:p>
@@ -1293,7 +1293,7 @@
                 <w:color w:val="123C3A"/>
                 <w:sz w:val="34"/>
               </w:rPr>
-              <w:t>19/19</w:t>
+              <w:t>26/26</w:t>
             </w:r>
           </w:p>
           <w:p>
@@ -1607,7 +1607,7 @@
           <w:i w:val="0"/>
           <w:sz w:val="21"/>
         </w:rPr>
-        <w:t>The headline error metric is Root Mean Squared Error (RMSE) in lakhs, chosen because large pricing mistakes hurt the business more than small ones and RMSE penalises large errors more heavily than Mean Absolute Error. We report MAE and R squared alongside it. Prices run from roughly 20 to 150 lakhs with a median near 60, and the thresholds come from that range.</w:t>
+        <w:t>The headline error metric is Root Mean Squared Error (RMSE) in lakhs, chosen because large pricing mistakes hurt the business more than small ones and RMSE penalises large errors more heavily than Mean Absolute Error. We report MAE, R squared and Mean Absolute Percentage Error (MAPE) alongside it. Prices run from roughly 20 to 150 lakhs with a median near 60, and the thresholds come from that range.</w:t>
       </w:r>
     </w:p>
     <w:tbl>
@@ -1732,7 +1732,7 @@
               <w:rPr>
                 <w:sz w:val="19"/>
               </w:rPr>
-              <w:t>&lt;= 18 lakhs</w:t>
+              <w:t>&lt;= 12 lakhs</w:t>
             </w:r>
           </w:p>
         </w:tc>
@@ -1749,7 +1749,7 @@
               <w:rPr>
                 <w:sz w:val="19"/>
               </w:rPr>
-              <w:t>9.59</w:t>
+              <w:t>7.49</w:t>
             </w:r>
           </w:p>
         </w:tc>
@@ -1766,7 +1766,7 @@
               <w:rPr>
                 <w:sz w:val="19"/>
               </w:rPr>
-              <w:t>a typical quote is off by under a third of a median price</w:t>
+              <w:t>a typical quote is off by under an eighth of a median price</w:t>
             </w:r>
           </w:p>
         </w:tc>
@@ -1800,7 +1800,7 @@
               <w:rPr>
                 <w:sz w:val="19"/>
               </w:rPr>
-              <w:t>&lt;= 13 lakhs</w:t>
+              <w:t>&lt;= 8.5 lakhs</w:t>
             </w:r>
           </w:p>
         </w:tc>
@@ -1816,7 +1816,7 @@
               <w:rPr>
                 <w:sz w:val="19"/>
               </w:rPr>
-              <w:t>7.52</w:t>
+              <w:t>5.77</w:t>
             </w:r>
           </w:p>
         </w:tc>
@@ -1868,7 +1868,7 @@
               <w:rPr>
                 <w:sz w:val="19"/>
               </w:rPr>
-              <w:t>&gt;= 0.65</w:t>
+              <w:t>&gt;= 0.80</w:t>
             </w:r>
           </w:p>
         </w:tc>
@@ -1885,7 +1885,7 @@
               <w:rPr>
                 <w:sz w:val="19"/>
               </w:rPr>
-              <w:t>0.81</w:t>
+              <w:t>0.884</w:t>
             </w:r>
           </w:p>
         </w:tc>
@@ -1902,7 +1902,73 @@
               <w:rPr>
                 <w:sz w:val="19"/>
               </w:rPr>
-              <w:t>the model explains most of the variation in price</w:t>
+              <w:t>the model explains over 88 percent of the variation in price</w:t>
+            </w:r>
+          </w:p>
+        </w:tc>
+      </w:tr>
+      <w:tr>
+        <w:tc>
+          <w:tcPr>
+            <w:tcW w:type="dxa" w:w="1584"/>
+          </w:tcPr>
+          <w:p>
+            <w:pPr>
+              <w:spacing w:after="20"/>
+            </w:pPr>
+            <w:r>
+              <w:rPr>
+                <w:sz w:val="19"/>
+              </w:rPr>
+              <w:t>MAPE</w:t>
+            </w:r>
+          </w:p>
+        </w:tc>
+        <w:tc>
+          <w:tcPr>
+            <w:tcW w:type="dxa" w:w="1872"/>
+          </w:tcPr>
+          <w:p>
+            <w:pPr>
+              <w:spacing w:after="20"/>
+            </w:pPr>
+            <w:r>
+              <w:rPr>
+                <w:sz w:val="19"/>
+              </w:rPr>
+              <w:t>&lt;= 20%</w:t>
+            </w:r>
+          </w:p>
+        </w:tc>
+        <w:tc>
+          <w:tcPr>
+            <w:tcW w:type="dxa" w:w="1584"/>
+          </w:tcPr>
+          <w:p>
+            <w:pPr>
+              <w:spacing w:after="20"/>
+            </w:pPr>
+            <w:r>
+              <w:rPr>
+                <w:sz w:val="19"/>
+              </w:rPr>
+              <w:t>10.4%</w:t>
+            </w:r>
+          </w:p>
+        </w:tc>
+        <w:tc>
+          <w:tcPr>
+            <w:tcW w:type="dxa" w:w="4608"/>
+          </w:tcPr>
+          <w:p>
+            <w:pPr>
+              <w:spacing w:after="20"/>
+            </w:pPr>
+            <w:r>
+              <w:rPr>
+                <w:sz w:val="19"/>
+              </w:rPr>
+              <w:t>the average relative error is roughly a tenth of the true price</w:t>
             </w:r>
           </w:p>
         </w:tc>
@@ -6553,6 +6619,46 @@
     </w:p>
     <w:p>
       <w:pPr>
+        <w:pStyle w:val="ListBullet"/>
+        <w:spacing w:after="60"/>
+      </w:pPr>
+      <w:r>
+        <w:rPr>
+          <w:b/>
+          <w:color w:val="2E6E73"/>
+          <w:sz w:val="21"/>
+        </w:rPr>
+        <w:t>bath_to_bed_ratio.</w:t>
+      </w:r>
+      <w:r>
+        <w:rPr>
+          <w:sz w:val="21"/>
+        </w:rPr>
+        <w:t xml:space="preserve"> bathrooms divided by bedrooms plus one, a proxy for amenity level.</w:t>
+      </w:r>
+    </w:p>
+    <w:p>
+      <w:pPr>
+        <w:pStyle w:val="ListBullet"/>
+        <w:spacing w:after="60"/>
+      </w:pPr>
+      <w:r>
+        <w:rPr>
+          <w:b/>
+          <w:color w:val="2E6E73"/>
+          <w:sz w:val="21"/>
+        </w:rPr>
+        <w:t>overall_desirability.</w:t>
+      </w:r>
+      <w:r>
+        <w:rPr>
+          <w:sz w:val="21"/>
+        </w:rPr>
+        <w:t xml:space="preserve"> (neighbourhood score / 10) times 1 / (distance to centre + 1), a composite that encodes accessibility and prestige.</w:t>
+      </w:r>
+    </w:p>
+    <w:p>
+      <w:pPr>
         <w:pStyle w:val="Heading2"/>
         <w:spacing w:before="180" w:after="60"/>
         <w:keepNext/>
@@ -7088,7 +7194,7 @@
           <w:color w:val="123C3A"/>
           <w:sz w:val="38"/>
         </w:rPr>
-        <w:t>Model Training and Tuning</w:t>
+        <w:t>Model Training, Tuning and Selection</w:t>
       </w:r>
     </w:p>
     <w:p>
@@ -7103,7 +7209,99 @@
           <w:i w:val="0"/>
           <w:sz w:val="21"/>
         </w:rPr>
-        <w:t>The model is a Random Forest regressor. It handles the mix of numeric and categorical features well, is robust to the moderate missingness, is not sensitive to scaling and gives a strong baseline without heavy tuning. Its hyperparameters are set in the configuration, not in code.</w:t>
+        <w:t>Training runs three candidate algorithms in parallel under five-fold cross-validation: Ridge regression, Gradient Boosting and Random Forest. Each candidate is a separate MLflow run under a shared parent, so the registry retains a comparison trail that explains why the deployed model was chosen. The candidate with the lowest mean CV RMSE is picked as the champion and passed to the model gate.</w:t>
+      </w:r>
+    </w:p>
+    <w:p>
+      <w:pPr>
+        <w:pStyle w:val="Heading2"/>
+        <w:spacing w:before="180" w:after="60"/>
+        <w:keepNext/>
+      </w:pPr>
+      <w:r>
+        <w:rPr>
+          <w:rFonts w:ascii="Georgia" w:hAnsi="Georgia"/>
+          <w:b/>
+          <w:color w:val="123C3A"/>
+          <w:sz w:val="25"/>
+        </w:rPr>
+        <w:t>Why these three algorithms</w:t>
+      </w:r>
+    </w:p>
+    <w:p>
+      <w:pPr>
+        <w:pStyle w:val="ListBullet"/>
+        <w:spacing w:after="60"/>
+      </w:pPr>
+      <w:r>
+        <w:rPr>
+          <w:b/>
+          <w:color w:val="2E6E73"/>
+          <w:sz w:val="21"/>
+        </w:rPr>
+        <w:t>Ridge.</w:t>
+      </w:r>
+      <w:r>
+        <w:rPr>
+          <w:sz w:val="21"/>
+        </w:rPr>
+        <w:t xml:space="preserve"> fast, highly regularised linear model that gives a strong baseline whenever the engineered features already carry most of the signal, which is the case here (area, neighbourhood, desirability).</w:t>
+      </w:r>
+    </w:p>
+    <w:p>
+      <w:pPr>
+        <w:pStyle w:val="ListBullet"/>
+        <w:spacing w:after="60"/>
+      </w:pPr>
+      <w:r>
+        <w:rPr>
+          <w:b/>
+          <w:color w:val="2E6E73"/>
+          <w:sz w:val="21"/>
+        </w:rPr>
+        <w:t>Gradient Boosting.</w:t>
+      </w:r>
+      <w:r>
+        <w:rPr>
+          <w:sz w:val="21"/>
+        </w:rPr>
+        <w:t xml:space="preserve"> additive tree ensemble that captures interactions the linear model cannot. A smaller depth with a lower learning rate controls overfitting on the modest training size.</w:t>
+      </w:r>
+    </w:p>
+    <w:p>
+      <w:pPr>
+        <w:pStyle w:val="ListBullet"/>
+        <w:spacing w:after="60"/>
+      </w:pPr>
+      <w:r>
+        <w:rPr>
+          <w:b/>
+          <w:color w:val="2E6E73"/>
+          <w:sz w:val="21"/>
+        </w:rPr>
+        <w:t>Random Forest.</w:t>
+      </w:r>
+      <w:r>
+        <w:rPr>
+          <w:sz w:val="21"/>
+        </w:rPr>
+        <w:t xml:space="preserve"> robust bagged trees that handle missing values and categorical mixes without preprocessing tricks. Serves as the floor.</w:t>
+      </w:r>
+    </w:p>
+    <w:p>
+      <w:pPr>
+        <w:pStyle w:val="Heading2"/>
+        <w:spacing w:before="180" w:after="60"/>
+        <w:keepNext/>
+      </w:pPr>
+      <w:r>
+        <w:rPr>
+          <w:rFonts w:ascii="Georgia" w:hAnsi="Georgia"/>
+          <w:b/>
+          <w:color w:val="123C3A"/>
+          <w:sz w:val="25"/>
+        </w:rPr>
+        <w:t>Five-fold cross-validation comparison</w:t>
       </w:r>
     </w:p>
     <w:tbl>
@@ -7114,14 +7312,18 @@
         <w:tblLook w:firstColumn="1" w:firstRow="1" w:lastColumn="0" w:lastRow="0" w:noHBand="0" w:noVBand="1" w:val="04A0"/>
       </w:tblPr>
       <w:tblGrid>
-        <w:gridCol w:w="3216"/>
-        <w:gridCol w:w="3216"/>
-        <w:gridCol w:w="3216"/>
+        <w:gridCol w:w="1378"/>
+        <w:gridCol w:w="1378"/>
+        <w:gridCol w:w="1378"/>
+        <w:gridCol w:w="1378"/>
+        <w:gridCol w:w="1378"/>
+        <w:gridCol w:w="1378"/>
+        <w:gridCol w:w="1378"/>
       </w:tblGrid>
       <w:tr>
         <w:tc>
           <w:tcPr>
-            <w:tcW w:type="dxa" w:w="2880"/>
+            <w:tcW w:type="dxa" w:w="1872"/>
             <w:shd w:val="clear" w:fill="123C3A"/>
           </w:tcPr>
           <w:p>
@@ -7134,7 +7336,26 @@
                 <w:color w:val="FFFFFF"/>
                 <w:sz w:val="19"/>
               </w:rPr>
-              <w:t>Hyperparameter</w:t>
+              <w:t>Algorithm</w:t>
+            </w:r>
+          </w:p>
+        </w:tc>
+        <w:tc>
+          <w:tcPr>
+            <w:tcW w:type="dxa" w:w="1584"/>
+            <w:shd w:val="clear" w:fill="123C3A"/>
+          </w:tcPr>
+          <w:p>
+            <w:pPr>
+              <w:spacing w:after="20"/>
+            </w:pPr>
+            <w:r>
+              <w:rPr>
+                <w:b/>
+                <w:color w:val="FFFFFF"/>
+                <w:sz w:val="19"/>
+              </w:rPr>
+              <w:t>CV RMSE (mean)</w:t>
             </w:r>
           </w:p>
         </w:tc>
@@ -7153,13 +7374,13 @@
                 <w:color w:val="FFFFFF"/>
                 <w:sz w:val="19"/>
               </w:rPr>
-              <w:t>Value</w:t>
-            </w:r>
-          </w:p>
-        </w:tc>
-        <w:tc>
-          <w:tcPr>
-            <w:tcW w:type="dxa" w:w="5328"/>
+              <w:t>CV RMSE (std)</w:t>
+            </w:r>
+          </w:p>
+        </w:tc>
+        <w:tc>
+          <w:tcPr>
+            <w:tcW w:type="dxa" w:w="1296"/>
             <w:shd w:val="clear" w:fill="123C3A"/>
           </w:tcPr>
           <w:p>
@@ -7172,7 +7393,64 @@
                 <w:color w:val="FFFFFF"/>
                 <w:sz w:val="19"/>
               </w:rPr>
-              <w:t>Reason</w:t>
+              <w:t>Val RMSE</w:t>
+            </w:r>
+          </w:p>
+        </w:tc>
+        <w:tc>
+          <w:tcPr>
+            <w:tcW w:type="dxa" w:w="1152"/>
+            <w:shd w:val="clear" w:fill="123C3A"/>
+          </w:tcPr>
+          <w:p>
+            <w:pPr>
+              <w:spacing w:after="20"/>
+            </w:pPr>
+            <w:r>
+              <w:rPr>
+                <w:b/>
+                <w:color w:val="FFFFFF"/>
+                <w:sz w:val="19"/>
+              </w:rPr>
+              <w:t>Val R2</w:t>
+            </w:r>
+          </w:p>
+        </w:tc>
+        <w:tc>
+          <w:tcPr>
+            <w:tcW w:type="dxa" w:w="1296"/>
+            <w:shd w:val="clear" w:fill="123C3A"/>
+          </w:tcPr>
+          <w:p>
+            <w:pPr>
+              <w:spacing w:after="20"/>
+            </w:pPr>
+            <w:r>
+              <w:rPr>
+                <w:b/>
+                <w:color w:val="FFFFFF"/>
+                <w:sz w:val="19"/>
+              </w:rPr>
+              <w:t>Val MAPE</w:t>
+            </w:r>
+          </w:p>
+        </w:tc>
+        <w:tc>
+          <w:tcPr>
+            <w:tcW w:type="dxa" w:w="1440"/>
+            <w:shd w:val="clear" w:fill="123C3A"/>
+          </w:tcPr>
+          <w:p>
+            <w:pPr>
+              <w:spacing w:after="20"/>
+            </w:pPr>
+            <w:r>
+              <w:rPr>
+                <w:b/>
+                <w:color w:val="FFFFFF"/>
+                <w:sz w:val="19"/>
+              </w:rPr>
+              <w:t>Verdict</w:t>
             </w:r>
           </w:p>
         </w:tc>
@@ -7180,7 +7458,7 @@
       <w:tr>
         <w:tc>
           <w:tcPr>
-            <w:tcW w:type="dxa" w:w="2880"/>
+            <w:tcW w:type="dxa" w:w="1872"/>
             <w:shd w:val="clear" w:fill="F8F4EC"/>
           </w:tcPr>
           <w:p>
@@ -7191,7 +7469,24 @@
               <w:rPr>
                 <w:sz w:val="19"/>
               </w:rPr>
-              <w:t>n_estimators</w:t>
+              <w:t>Ridge</w:t>
+            </w:r>
+          </w:p>
+        </w:tc>
+        <w:tc>
+          <w:tcPr>
+            <w:tcW w:type="dxa" w:w="1584"/>
+            <w:shd w:val="clear" w:fill="F8F4EC"/>
+          </w:tcPr>
+          <w:p>
+            <w:pPr>
+              <w:spacing w:after="20"/>
+            </w:pPr>
+            <w:r>
+              <w:rPr>
+                <w:sz w:val="19"/>
+              </w:rPr>
+              <w:t>7.530</w:t>
             </w:r>
           </w:p>
         </w:tc>
@@ -7208,13 +7503,13 @@
               <w:rPr>
                 <w:sz w:val="19"/>
               </w:rPr>
-              <w:t>200</w:t>
-            </w:r>
-          </w:p>
-        </w:tc>
-        <w:tc>
-          <w:tcPr>
-            <w:tcW w:type="dxa" w:w="5328"/>
+              <w:t>0.42</w:t>
+            </w:r>
+          </w:p>
+        </w:tc>
+        <w:tc>
+          <w:tcPr>
+            <w:tcW w:type="dxa" w:w="1296"/>
             <w:shd w:val="clear" w:fill="F8F4EC"/>
           </w:tcPr>
           <w:p>
@@ -7225,7 +7520,58 @@
               <w:rPr>
                 <w:sz w:val="19"/>
               </w:rPr>
-              <w:t>enough trees for a stable estimate at reasonable cost</w:t>
+              <w:t>7.43</w:t>
+            </w:r>
+          </w:p>
+        </w:tc>
+        <w:tc>
+          <w:tcPr>
+            <w:tcW w:type="dxa" w:w="1152"/>
+            <w:shd w:val="clear" w:fill="F8F4EC"/>
+          </w:tcPr>
+          <w:p>
+            <w:pPr>
+              <w:spacing w:after="20"/>
+            </w:pPr>
+            <w:r>
+              <w:rPr>
+                <w:sz w:val="19"/>
+              </w:rPr>
+              <w:t>0.891</w:t>
+            </w:r>
+          </w:p>
+        </w:tc>
+        <w:tc>
+          <w:tcPr>
+            <w:tcW w:type="dxa" w:w="1296"/>
+            <w:shd w:val="clear" w:fill="F8F4EC"/>
+          </w:tcPr>
+          <w:p>
+            <w:pPr>
+              <w:spacing w:after="20"/>
+            </w:pPr>
+            <w:r>
+              <w:rPr>
+                <w:sz w:val="19"/>
+              </w:rPr>
+              <w:t>10.0%</w:t>
+            </w:r>
+          </w:p>
+        </w:tc>
+        <w:tc>
+          <w:tcPr>
+            <w:tcW w:type="dxa" w:w="1440"/>
+            <w:shd w:val="clear" w:fill="F8F4EC"/>
+          </w:tcPr>
+          <w:p>
+            <w:pPr>
+              <w:spacing w:after="20"/>
+            </w:pPr>
+            <w:r>
+              <w:rPr>
+                <w:sz w:val="19"/>
+              </w:rPr>
+              <w:t>CHAMPION</w:t>
             </w:r>
           </w:p>
         </w:tc>
@@ -7233,17 +7579,33 @@
       <w:tr>
         <w:tc>
           <w:tcPr>
-            <w:tcW w:type="dxa" w:w="2880"/>
-          </w:tcPr>
-          <w:p>
-            <w:pPr>
-              <w:spacing w:after="20"/>
-            </w:pPr>
-            <w:r>
-              <w:rPr>
-                <w:sz w:val="19"/>
-              </w:rPr>
-              <w:t>max_depth</w:t>
+            <w:tcW w:type="dxa" w:w="1872"/>
+          </w:tcPr>
+          <w:p>
+            <w:pPr>
+              <w:spacing w:after="20"/>
+            </w:pPr>
+            <w:r>
+              <w:rPr>
+                <w:sz w:val="19"/>
+              </w:rPr>
+              <w:t>Gradient Boosting</w:t>
+            </w:r>
+          </w:p>
+        </w:tc>
+        <w:tc>
+          <w:tcPr>
+            <w:tcW w:type="dxa" w:w="1584"/>
+          </w:tcPr>
+          <w:p>
+            <w:pPr>
+              <w:spacing w:after="20"/>
+            </w:pPr>
+            <w:r>
+              <w:rPr>
+                <w:sz w:val="19"/>
+              </w:rPr>
+              <w:t>8.211</w:t>
             </w:r>
           </w:p>
         </w:tc>
@@ -7259,23 +7621,71 @@
               <w:rPr>
                 <w:sz w:val="19"/>
               </w:rPr>
-              <w:t>15</w:t>
-            </w:r>
-          </w:p>
-        </w:tc>
-        <w:tc>
-          <w:tcPr>
-            <w:tcW w:type="dxa" w:w="5328"/>
-          </w:tcPr>
-          <w:p>
-            <w:pPr>
-              <w:spacing w:after="20"/>
-            </w:pPr>
-            <w:r>
-              <w:rPr>
-                <w:sz w:val="19"/>
-              </w:rPr>
-              <w:t>deep enough to fit, shallow enough to limit overfitting</w:t>
+              <w:t>0.37</w:t>
+            </w:r>
+          </w:p>
+        </w:tc>
+        <w:tc>
+          <w:tcPr>
+            <w:tcW w:type="dxa" w:w="1296"/>
+          </w:tcPr>
+          <w:p>
+            <w:pPr>
+              <w:spacing w:after="20"/>
+            </w:pPr>
+            <w:r>
+              <w:rPr>
+                <w:sz w:val="19"/>
+              </w:rPr>
+              <w:t>7.82</w:t>
+            </w:r>
+          </w:p>
+        </w:tc>
+        <w:tc>
+          <w:tcPr>
+            <w:tcW w:type="dxa" w:w="1152"/>
+          </w:tcPr>
+          <w:p>
+            <w:pPr>
+              <w:spacing w:after="20"/>
+            </w:pPr>
+            <w:r>
+              <w:rPr>
+                <w:sz w:val="19"/>
+              </w:rPr>
+              <w:t>0.880</w:t>
+            </w:r>
+          </w:p>
+        </w:tc>
+        <w:tc>
+          <w:tcPr>
+            <w:tcW w:type="dxa" w:w="1296"/>
+          </w:tcPr>
+          <w:p>
+            <w:pPr>
+              <w:spacing w:after="20"/>
+            </w:pPr>
+            <w:r>
+              <w:rPr>
+                <w:sz w:val="19"/>
+              </w:rPr>
+              <w:t>10.6%</w:t>
+            </w:r>
+          </w:p>
+        </w:tc>
+        <w:tc>
+          <w:tcPr>
+            <w:tcW w:type="dxa" w:w="1440"/>
+          </w:tcPr>
+          <w:p>
+            <w:pPr>
+              <w:spacing w:after="20"/>
+            </w:pPr>
+            <w:r>
+              <w:rPr>
+                <w:sz w:val="19"/>
+              </w:rPr>
+              <w:t>runner-up</w:t>
             </w:r>
           </w:p>
         </w:tc>
@@ -7283,7 +7693,7 @@
       <w:tr>
         <w:tc>
           <w:tcPr>
-            <w:tcW w:type="dxa" w:w="2880"/>
+            <w:tcW w:type="dxa" w:w="1872"/>
             <w:shd w:val="clear" w:fill="F8F4EC"/>
           </w:tcPr>
           <w:p>
@@ -7294,7 +7704,24 @@
               <w:rPr>
                 <w:sz w:val="19"/>
               </w:rPr>
-              <w:t>min_samples_split</w:t>
+              <w:t>Random Forest</w:t>
+            </w:r>
+          </w:p>
+        </w:tc>
+        <w:tc>
+          <w:tcPr>
+            <w:tcW w:type="dxa" w:w="1584"/>
+            <w:shd w:val="clear" w:fill="F8F4EC"/>
+          </w:tcPr>
+          <w:p>
+            <w:pPr>
+              <w:spacing w:after="20"/>
+            </w:pPr>
+            <w:r>
+              <w:rPr>
+                <w:sz w:val="19"/>
+              </w:rPr>
+              <w:t>10.089</w:t>
             </w:r>
           </w:p>
         </w:tc>
@@ -7311,13 +7738,13 @@
               <w:rPr>
                 <w:sz w:val="19"/>
               </w:rPr>
-              <w:t>5</w:t>
-            </w:r>
-          </w:p>
-        </w:tc>
-        <w:tc>
-          <w:tcPr>
-            <w:tcW w:type="dxa" w:w="5328"/>
+              <w:t>0.28</w:t>
+            </w:r>
+          </w:p>
+        </w:tc>
+        <w:tc>
+          <w:tcPr>
+            <w:tcW w:type="dxa" w:w="1296"/>
             <w:shd w:val="clear" w:fill="F8F4EC"/>
           </w:tcPr>
           <w:p>
@@ -7328,65 +7755,13 @@
               <w:rPr>
                 <w:sz w:val="19"/>
               </w:rPr>
-              <w:t>avoids splitting on very small groups</w:t>
-            </w:r>
-          </w:p>
-        </w:tc>
-      </w:tr>
-      <w:tr>
-        <w:tc>
-          <w:tcPr>
-            <w:tcW w:type="dxa" w:w="2880"/>
-          </w:tcPr>
-          <w:p>
-            <w:pPr>
-              <w:spacing w:after="20"/>
-            </w:pPr>
-            <w:r>
-              <w:rPr>
-                <w:sz w:val="19"/>
-              </w:rPr>
-              <w:t>min_samples_leaf</w:t>
-            </w:r>
-          </w:p>
-        </w:tc>
-        <w:tc>
-          <w:tcPr>
-            <w:tcW w:type="dxa" w:w="1440"/>
-          </w:tcPr>
-          <w:p>
-            <w:pPr>
-              <w:spacing w:after="20"/>
-            </w:pPr>
-            <w:r>
-              <w:rPr>
-                <w:sz w:val="19"/>
-              </w:rPr>
-              <w:t>2</w:t>
-            </w:r>
-          </w:p>
-        </w:tc>
-        <w:tc>
-          <w:tcPr>
-            <w:tcW w:type="dxa" w:w="5328"/>
-          </w:tcPr>
-          <w:p>
-            <w:pPr>
-              <w:spacing w:after="20"/>
-            </w:pPr>
-            <w:r>
-              <w:rPr>
-                <w:sz w:val="19"/>
-              </w:rPr>
-              <w:t>stops leaves memorising single listings</w:t>
-            </w:r>
-          </w:p>
-        </w:tc>
-      </w:tr>
-      <w:tr>
-        <w:tc>
-          <w:tcPr>
-            <w:tcW w:type="dxa" w:w="2880"/>
+              <w:t>9.94</w:t>
+            </w:r>
+          </w:p>
+        </w:tc>
+        <w:tc>
+          <w:tcPr>
+            <w:tcW w:type="dxa" w:w="1152"/>
             <w:shd w:val="clear" w:fill="F8F4EC"/>
           </w:tcPr>
           <w:p>
@@ -7397,7 +7772,24 @@
               <w:rPr>
                 <w:sz w:val="19"/>
               </w:rPr>
-              <w:t>random_state</w:t>
+              <w:t>0.805</w:t>
+            </w:r>
+          </w:p>
+        </w:tc>
+        <w:tc>
+          <w:tcPr>
+            <w:tcW w:type="dxa" w:w="1296"/>
+            <w:shd w:val="clear" w:fill="F8F4EC"/>
+          </w:tcPr>
+          <w:p>
+            <w:pPr>
+              <w:spacing w:after="20"/>
+            </w:pPr>
+            <w:r>
+              <w:rPr>
+                <w:sz w:val="19"/>
+              </w:rPr>
+              <w:t>14.2%</w:t>
             </w:r>
           </w:p>
         </w:tc>
@@ -7414,24 +7806,7 @@
               <w:rPr>
                 <w:sz w:val="19"/>
               </w:rPr>
-              <w:t>42</w:t>
-            </w:r>
-          </w:p>
-        </w:tc>
-        <w:tc>
-          <w:tcPr>
-            <w:tcW w:type="dxa" w:w="5328"/>
-            <w:shd w:val="clear" w:fill="F8F4EC"/>
-          </w:tcPr>
-          <w:p>
-            <w:pPr>
-              <w:spacing w:after="20"/>
-            </w:pPr>
-            <w:r>
-              <w:rPr>
-                <w:sz w:val="19"/>
-              </w:rPr>
-              <w:t>fixed seed for reproducibility</w:t>
+              <w:t>floor</w:t>
             </w:r>
           </w:p>
         </w:tc>
@@ -7454,7 +7829,23 @@
           <w:i w:val="0"/>
           <w:sz w:val="21"/>
         </w:rPr>
-        <w:t>Training splits the data into a training portion and an untouched holdout using the seed and test size from the config, fits the pipeline, and logs it to MLflow with its parameters, holdout metrics, the data hash and the config version. The run below is the one currently in production.</w:t>
+        <w:t>Ridge wins by a clear margin on CV RMSE and holds that advantage on the held-out validation split. Because the engineered interaction features already encode the two or three nonlinearities that matter most (area per room, overall desirability), the extra flexibility of tree ensembles does not help; it mostly adds variance. The lineage record names Ridge as the champion so the running model is self-documenting.</w:t>
+      </w:r>
+    </w:p>
+    <w:p>
+      <w:pPr>
+        <w:pStyle w:val="Heading2"/>
+        <w:spacing w:before="180" w:after="60"/>
+        <w:keepNext/>
+      </w:pPr>
+      <w:r>
+        <w:rPr>
+          <w:rFonts w:ascii="Georgia" w:hAnsi="Georgia"/>
+          <w:b/>
+          <w:color w:val="123C3A"/>
+          <w:sz w:val="25"/>
+        </w:rPr>
+        <w:t>Final holdout result</w:t>
       </w:r>
     </w:p>
     <w:p>
@@ -7561,7 +7952,7 @@
           <w:color w:val="1A1A1A"/>
           <w:sz w:val="18"/>
         </w:rPr>
-        <w:t xml:space="preserve">  "run_id": "38803890a23f49829019cedb76c10bd3",</w:t>
+        <w:t xml:space="preserve">  "run_id": "3c1fcb36b0554d0caf3f20f538e5bb07",</w:t>
       </w:r>
     </w:p>
     <w:p>
@@ -7576,7 +7967,22 @@
           <w:color w:val="1A1A1A"/>
           <w:sz w:val="18"/>
         </w:rPr>
-        <w:t xml:space="preserve">  "holdout_metrics": {"rmse": 9.59, "mae": 7.52, "r2": 0.81},</w:t>
+        <w:t xml:space="preserve">  "champion_algorithm": "ridge",</w:t>
+      </w:r>
+    </w:p>
+    <w:p>
+      <w:pPr>
+        <w:spacing w:after="0" w:before="0"/>
+        <w:ind w:left="120"/>
+        <w:shd w:val="clear" w:fill="ECEFEC"/>
+      </w:pPr>
+      <w:r>
+        <w:rPr>
+          <w:rFonts w:ascii="Consolas" w:hAnsi="Consolas"/>
+          <w:color w:val="1A1A1A"/>
+          <w:sz w:val="18"/>
+        </w:rPr>
+        <w:t xml:space="preserve">  "holdout_metrics": {"rmse": 7.49, "mae": 5.77, "r2": 0.884, "mape": 0.104},</w:t>
       </w:r>
     </w:p>
     <w:p>
@@ -8578,7 +8984,7 @@
           <w:color w:val="1A1A1A"/>
           <w:sz w:val="18"/>
         </w:rPr>
-        <w:t>reasons: ['RMSE 9.59 over limit 1.0', 'R2 0.809 under floor 0.999']</w:t>
+        <w:t>reasons: ['RMSE 7.49 over limit 1.0', 'R2 0.884 under floor 0.999']</w:t>
       </w:r>
     </w:p>
     <w:p>
@@ -8793,7 +9199,7 @@
           <w:color w:val="1A1A1A"/>
           <w:sz w:val="18"/>
         </w:rPr>
-        <w:t xml:space="preserve">  "mlflow_run_id": "38803890a23f49829019cedb76c10bd3",</w:t>
+        <w:t xml:space="preserve">  "mlflow_run_id": "3c1fcb36b0554d0caf3f20f538e5bb07",</w:t>
       </w:r>
     </w:p>
     <w:p>
@@ -8808,7 +9214,7 @@
           <w:color w:val="1A1A1A"/>
           <w:sz w:val="18"/>
         </w:rPr>
-        <w:t xml:space="preserve">  "git_commit": "e73d5c9...",</w:t>
+        <w:t xml:space="preserve">  "champion_algorithm": "ridge",</w:t>
       </w:r>
     </w:p>
     <w:p>
@@ -8823,7 +9229,7 @@
           <w:color w:val="1A1A1A"/>
           <w:sz w:val="18"/>
         </w:rPr>
-        <w:t xml:space="preserve">  "config_version": "1.0.0",</w:t>
+        <w:t xml:space="preserve">  "git_commit": "edde72f...",</w:t>
       </w:r>
     </w:p>
     <w:p>
@@ -8838,7 +9244,52 @@
           <w:color w:val="1A1A1A"/>
           <w:sz w:val="18"/>
         </w:rPr>
-        <w:t xml:space="preserve">  "holdout_metrics": {"rmse": 9.59, "mae": 7.52, "r2": 0.81}</w:t>
+        <w:t xml:space="preserve">  "config_version": "1.1.0",</w:t>
+      </w:r>
+    </w:p>
+    <w:p>
+      <w:pPr>
+        <w:spacing w:after="0" w:before="0"/>
+        <w:ind w:left="120"/>
+        <w:shd w:val="clear" w:fill="ECEFEC"/>
+      </w:pPr>
+      <w:r>
+        <w:rPr>
+          <w:rFonts w:ascii="Consolas" w:hAnsi="Consolas"/>
+          <w:color w:val="1A1A1A"/>
+          <w:sz w:val="18"/>
+        </w:rPr>
+        <w:t xml:space="preserve">  "raw_train_sha256": "8696565fd2a80775efee9574463c81877a23cbf...",</w:t>
+      </w:r>
+    </w:p>
+    <w:p>
+      <w:pPr>
+        <w:spacing w:after="0" w:before="0"/>
+        <w:ind w:left="120"/>
+        <w:shd w:val="clear" w:fill="ECEFEC"/>
+      </w:pPr>
+      <w:r>
+        <w:rPr>
+          <w:rFonts w:ascii="Consolas" w:hAnsi="Consolas"/>
+          <w:color w:val="1A1A1A"/>
+          <w:sz w:val="18"/>
+        </w:rPr>
+        <w:t xml:space="preserve">  "promoted_at": "2026-10-23T15:50:17+00:00",</w:t>
+      </w:r>
+    </w:p>
+    <w:p>
+      <w:pPr>
+        <w:spacing w:after="0" w:before="0"/>
+        <w:ind w:left="120"/>
+        <w:shd w:val="clear" w:fill="ECEFEC"/>
+      </w:pPr>
+      <w:r>
+        <w:rPr>
+          <w:rFonts w:ascii="Consolas" w:hAnsi="Consolas"/>
+          <w:color w:val="1A1A1A"/>
+          <w:sz w:val="18"/>
+        </w:rPr>
+        <w:t xml:space="preserve">  "holdout_metrics": {"rmse": 7.49, "mae": 5.77, "r2": 0.884, "mape": 0.104}</w:t>
       </w:r>
     </w:p>
     <w:p>
@@ -9295,7 +9746,7 @@
           <w:color w:val="FFFFFF"/>
           <w:sz w:val="17"/>
         </w:rPr>
-        <w:t xml:space="preserve">  prediction request</w:t>
+        <w:t xml:space="preserve">  prediction request with 95% confidence interval</w:t>
       </w:r>
     </w:p>
     <w:p>
@@ -9376,7 +9827,7 @@
     </w:p>
     <w:p>
       <w:pPr>
-        <w:spacing w:after="120" w:before="0"/>
+        <w:spacing w:after="0" w:before="0"/>
         <w:ind w:left="120"/>
         <w:shd w:val="clear" w:fill="ECEFEC"/>
       </w:pPr>
@@ -9386,7 +9837,67 @@
           <w:color w:val="1A1A1A"/>
           <w:sz w:val="18"/>
         </w:rPr>
-        <w:t>{"predicted_price_lakhs": 73.42}</w:t>
+        <w:t>{</w:t>
+      </w:r>
+    </w:p>
+    <w:p>
+      <w:pPr>
+        <w:spacing w:after="0" w:before="0"/>
+        <w:ind w:left="120"/>
+        <w:shd w:val="clear" w:fill="ECEFEC"/>
+      </w:pPr>
+      <w:r>
+        <w:rPr>
+          <w:rFonts w:ascii="Consolas" w:hAnsi="Consolas"/>
+          <w:color w:val="1A1A1A"/>
+          <w:sz w:val="18"/>
+        </w:rPr>
+        <w:t xml:space="preserve">  "predicted_price_lakhs": 81.51,</w:t>
+      </w:r>
+    </w:p>
+    <w:p>
+      <w:pPr>
+        <w:spacing w:after="0" w:before="0"/>
+        <w:ind w:left="120"/>
+        <w:shd w:val="clear" w:fill="ECEFEC"/>
+      </w:pPr>
+      <w:r>
+        <w:rPr>
+          <w:rFonts w:ascii="Consolas" w:hAnsi="Consolas"/>
+          <w:color w:val="1A1A1A"/>
+          <w:sz w:val="18"/>
+        </w:rPr>
+        <w:t xml:space="preserve">  "confidence_interval_lakhs": {"lower": 66.84, "upper": 96.19, "level": 0.95},</w:t>
+      </w:r>
+    </w:p>
+    <w:p>
+      <w:pPr>
+        <w:spacing w:after="0" w:before="0"/>
+        <w:ind w:left="120"/>
+        <w:shd w:val="clear" w:fill="ECEFEC"/>
+      </w:pPr>
+      <w:r>
+        <w:rPr>
+          <w:rFonts w:ascii="Consolas" w:hAnsi="Consolas"/>
+          <w:color w:val="1A1A1A"/>
+          <w:sz w:val="18"/>
+        </w:rPr>
+        <w:t xml:space="preserve">  "model_version": 1</w:t>
+      </w:r>
+    </w:p>
+    <w:p>
+      <w:pPr>
+        <w:spacing w:after="120" w:before="0"/>
+        <w:ind w:left="120"/>
+        <w:shd w:val="clear" w:fill="ECEFEC"/>
+      </w:pPr>
+      <w:r>
+        <w:rPr>
+          <w:rFonts w:ascii="Consolas" w:hAnsi="Consolas"/>
+          <w:color w:val="1A1A1A"/>
+          <w:sz w:val="18"/>
+        </w:rPr>
+        <w:t>}</w:t>
       </w:r>
     </w:p>
     <w:p>
@@ -9529,7 +10040,7 @@
           <w:i w:val="0"/>
           <w:sz w:val="21"/>
         </w:rPr>
-        <w:t>Monitoring answers two questions per batch: has the input data shifted, and has the model actually become less accurate. We answer the first with the Population Stability Index per feature, the second with the ratio of batch RMSE to the model validated RMSE of 9.59. PSI below 0.10 is stable, 0.10 to 0.20 is a moderate shift worth watching, above 0.20 is a material shift that raises an alert.</w:t>
+        <w:t>Monitoring answers two questions per batch: has the input data shifted, and has the model actually become less accurate. We answer the first with the Population Stability Index per feature, the second with the ratio of batch RMSE to the champion's validated RMSE of 7.49. PSI below 0.10 is stable, 0.10 to 0.20 is a moderate shift worth watching, above 0.20 is a material shift that raises an alert.</w:t>
       </w:r>
     </w:p>
     <w:p>
@@ -10979,7 +11490,7 @@
               <w:rPr>
                 <w:sz w:val="19"/>
               </w:rPr>
-              <w:t>9.81</w:t>
+              <w:t>7.26</w:t>
             </w:r>
           </w:p>
         </w:tc>
@@ -10996,7 +11507,7 @@
               <w:rPr>
                 <w:sz w:val="19"/>
               </w:rPr>
-              <w:t>1.02</w:t>
+              <w:t>0.97</w:t>
             </w:r>
           </w:p>
         </w:tc>
@@ -11080,7 +11591,7 @@
               <w:rPr>
                 <w:sz w:val="19"/>
               </w:rPr>
-              <w:t>11.26</w:t>
+              <w:t>9.09</w:t>
             </w:r>
           </w:p>
         </w:tc>
@@ -11096,7 +11607,7 @@
               <w:rPr>
                 <w:sz w:val="19"/>
               </w:rPr>
-              <w:t>1.17</w:t>
+              <w:t>1.21</w:t>
             </w:r>
           </w:p>
         </w:tc>
@@ -11181,7 +11692,7 @@
               <w:rPr>
                 <w:sz w:val="19"/>
               </w:rPr>
-              <w:t>18.08</w:t>
+              <w:t>16.05</w:t>
             </w:r>
           </w:p>
         </w:tc>
@@ -11198,7 +11709,7 @@
               <w:rPr>
                 <w:sz w:val="19"/>
               </w:rPr>
-              <w:t>1.88</w:t>
+              <w:t>2.14</w:t>
             </w:r>
           </w:p>
         </w:tc>
@@ -12878,12 +13389,12 @@
           <w:color w:val="1A1A1A"/>
           <w:sz w:val="18"/>
         </w:rPr>
-        <w:t>... data_gate: passed ... model_gate: passed</w:t>
+        <w:t>... data_gate: passed</w:t>
       </w:r>
     </w:p>
     <w:p>
       <w:pPr>
-        <w:spacing w:after="120" w:before="0"/>
+        <w:spacing w:after="0" w:before="0"/>
         <w:ind w:left="120"/>
         <w:shd w:val="clear" w:fill="ECEFEC"/>
       </w:pPr>
@@ -12893,7 +13404,52 @@
           <w:color w:val="1A1A1A"/>
           <w:sz w:val="18"/>
         </w:rPr>
-        <w:t>"registered_version": 1, "status": "success"</w:t>
+        <w:t>Training ridge, gradient_boosting, random_forest (5-fold CV) ...</w:t>
+      </w:r>
+    </w:p>
+    <w:p>
+      <w:pPr>
+        <w:spacing w:after="0" w:before="0"/>
+        <w:ind w:left="120"/>
+        <w:shd w:val="clear" w:fill="ECEFEC"/>
+      </w:pPr>
+      <w:r>
+        <w:rPr>
+          <w:rFonts w:ascii="Consolas" w:hAnsi="Consolas"/>
+          <w:color w:val="1A1A1A"/>
+          <w:sz w:val="18"/>
+        </w:rPr>
+        <w:t>Champion: ridge (CV RMSE 7.53) ...</w:t>
+      </w:r>
+    </w:p>
+    <w:p>
+      <w:pPr>
+        <w:spacing w:after="0" w:before="0"/>
+        <w:ind w:left="120"/>
+        <w:shd w:val="clear" w:fill="ECEFEC"/>
+      </w:pPr>
+      <w:r>
+        <w:rPr>
+          <w:rFonts w:ascii="Consolas" w:hAnsi="Consolas"/>
+          <w:color w:val="1A1A1A"/>
+          <w:sz w:val="18"/>
+        </w:rPr>
+        <w:t>model_gate: passed</w:t>
+      </w:r>
+    </w:p>
+    <w:p>
+      <w:pPr>
+        <w:spacing w:after="120" w:before="0"/>
+        <w:ind w:left="120"/>
+        <w:shd w:val="clear" w:fill="ECEFEC"/>
+      </w:pPr>
+      <w:r>
+        <w:rPr>
+          <w:rFonts w:ascii="Consolas" w:hAnsi="Consolas"/>
+          <w:color w:val="1A1A1A"/>
+          <w:sz w:val="18"/>
+        </w:rPr>
+        <w:t>"registered_version": 1, "champion_algorithm": "ridge", "status": "success"</w:t>
       </w:r>
     </w:p>
     <w:p>
@@ -12945,7 +13501,7 @@
     </w:p>
     <w:p>
       <w:pPr>
-        <w:spacing w:after="120" w:before="0"/>
+        <w:spacing w:after="0" w:before="0"/>
         <w:ind w:left="120"/>
         <w:shd w:val="clear" w:fill="ECEFEC"/>
       </w:pPr>
@@ -12955,7 +13511,22 @@
           <w:color w:val="1A1A1A"/>
           <w:sz w:val="18"/>
         </w:rPr>
-        <w:t>{"predicted_price_lakhs": 73.42}</w:t>
+        <w:t>{"predicted_price_lakhs": 81.51,</w:t>
+      </w:r>
+    </w:p>
+    <w:p>
+      <w:pPr>
+        <w:spacing w:after="120" w:before="0"/>
+        <w:ind w:left="120"/>
+        <w:shd w:val="clear" w:fill="ECEFEC"/>
+      </w:pPr>
+      <w:r>
+        <w:rPr>
+          <w:rFonts w:ascii="Consolas" w:hAnsi="Consolas"/>
+          <w:color w:val="1A1A1A"/>
+          <w:sz w:val="18"/>
+        </w:rPr>
+        <w:t xml:space="preserve"> "confidence_interval_lakhs": {"lower": 66.84, "upper": 96.19}}</w:t>
       </w:r>
     </w:p>
     <w:p>
@@ -13032,7 +13603,7 @@
           <w:color w:val="1A1A1A"/>
           <w:sz w:val="18"/>
         </w:rPr>
-        <w:t>| batch_1 | none                          | 9.81  | no    |</w:t>
+        <w:t>| batch_1 | none                          | 7.26  | no    |</w:t>
       </w:r>
     </w:p>
     <w:p>
@@ -13047,7 +13618,7 @@
           <w:color w:val="1A1A1A"/>
           <w:sz w:val="18"/>
         </w:rPr>
-        <w:t>| batch_2 | none                          | 11.26 | no    |</w:t>
+        <w:t>| batch_2 | none                          | 9.09  | no    |</w:t>
       </w:r>
     </w:p>
     <w:p>
@@ -13062,7 +13633,7 @@
           <w:color w:val="1A1A1A"/>
           <w:sz w:val="18"/>
         </w:rPr>
-        <w:t>| batch_3 | Area_sqft, Bedrooms, City_Zone| 18.08 | yes   |</w:t>
+        <w:t>| batch_3 | Area_sqft, Bedrooms, City_Zone| 16.05 | yes   |</w:t>
       </w:r>
     </w:p>
     <w:p>
